--- a/docs/sop/word/SOP - Manager - Projects and Tasks.docx
+++ b/docs/sop/word/SOP - Manager - Projects and Tasks.docx
@@ -628,7 +628,7 @@
         <w:t xml:space="preserve">4.  </w:t>
       </w:r>
       <w:r>
-        <w:t>Choose the Project Manager, Assistant Project Manager(s) (required), Quality Analyst(s) (required) and Agent(s) (required). Only these agents see the project in their tracker; only these QAs get its files.</w:t>
+        <w:t>Choose the Project Manager, Assistant Project Manager(s) (required), Quality Analyst(s) (required; QA or Assistant Team Leader) and Agent(s) (required). Only these agents see the project in their tracker; only these QAs get its files.</w:t>
       </w:r>
     </w:p>
     <w:p>
